--- a/klagomål/A 20941-2026 FSC-klagomål.docx
+++ b/klagomål/A 20941-2026 FSC-klagomål.docx
@@ -178,7 +178,7 @@
       <w:r>
         <w:drawing>
           <wp:inline xmlns:a="http://schemas.openxmlformats.org/drawingml/2006/main" xmlns:pic="http://schemas.openxmlformats.org/drawingml/2006/picture">
-            <wp:extent cx="5486400" cy="5239719"/>
+            <wp:extent cx="5486400" cy="5186947"/>
             <wp:docPr id="1" name="Picture 1"/>
             <wp:cNvGraphicFramePr>
               <a:graphicFrameLocks noChangeAspect="1"/>
@@ -199,7 +199,7 @@
                   <pic:spPr>
                     <a:xfrm>
                       <a:off x="0" y="0"/>
-                      <a:ext cx="5486400" cy="5239719"/>
+                      <a:ext cx="5486400" cy="5186947"/>
                     </a:xfrm>
                     <a:prstGeom prst="rect"/>
                   </pic:spPr>
@@ -221,7 +221,7 @@
     </w:p>
     <w:p>
       <w:r>
-        <w:t>I avverkningsanmälan finns fynd av 3 naturvårdsarter, varav 3 är fridlysta och 1 är typisk (T): tjäder (T, §4), vanlig groda (§6) och revlummer (§9). Se Figur 1.</w:t>
+        <w:t>I avverkningsanmälan finns fynd av 4 naturvårdsarter, varav 1 är rödlistad, 3 är fridlysta och 1 är typisk (T): svart skogssnigel (NT), tjäder (T, §4), vanlig groda (§6) och revlummer (§9). Se Figur 1.</w:t>
       </w:r>
     </w:p>
     <w:p>
@@ -382,7 +382,7 @@
         <w:rPr>
           <w:i/>
         </w:rPr>
-        <w:t>I det avverkningsanmälda skogsområdet har 3 naturvårdsarter varav 0 rödlistade arter sina livsmiljöer och växtplatser.</w:t>
+        <w:t>I det avverkningsanmälda skogsområdet har 4 naturvårdsarter varav 1 rödlistade arter sina livsmiljöer och växtplatser.</w:t>
       </w:r>
     </w:p>
     <w:p>
@@ -779,7 +779,7 @@
     <w:r>
       <w:tab/>
       <w:tab/>
-      <w:t>2026-06-24</w:t>
+      <w:t>2026-06-25</w:t>
       <w:br/>
       <w:br/>
     </w:r>

--- a/klagomål/A 20941-2026 FSC-klagomål.docx
+++ b/klagomål/A 20941-2026 FSC-klagomål.docx
@@ -779,7 +779,7 @@
     <w:r>
       <w:tab/>
       <w:tab/>
-      <w:t>2026-06-25</w:t>
+      <w:t>2026-06-26</w:t>
       <w:br/>
       <w:br/>
     </w:r>

--- a/klagomål/A 20941-2026 FSC-klagomål.docx
+++ b/klagomål/A 20941-2026 FSC-klagomål.docx
@@ -779,7 +779,7 @@
     <w:r>
       <w:tab/>
       <w:tab/>
-      <w:t>2026-06-26</w:t>
+      <w:t>2026-06-27</w:t>
       <w:br/>
       <w:br/>
     </w:r>

--- a/klagomål/A 20941-2026 FSC-klagomål.docx
+++ b/klagomål/A 20941-2026 FSC-klagomål.docx
@@ -779,7 +779,7 @@
     <w:r>
       <w:tab/>
       <w:tab/>
-      <w:t>2026-06-27</w:t>
+      <w:t>2026-06-28</w:t>
       <w:br/>
       <w:br/>
     </w:r>

--- a/klagomål/A 20941-2026 FSC-klagomål.docx
+++ b/klagomål/A 20941-2026 FSC-klagomål.docx
@@ -779,7 +779,7 @@
     <w:r>
       <w:tab/>
       <w:tab/>
-      <w:t>2026-06-28</w:t>
+      <w:t>2026-06-29</w:t>
       <w:br/>
       <w:br/>
     </w:r>

--- a/klagomål/A 20941-2026 FSC-klagomål.docx
+++ b/klagomål/A 20941-2026 FSC-klagomål.docx
@@ -779,7 +779,7 @@
     <w:r>
       <w:tab/>
       <w:tab/>
-      <w:t>2026-06-29</w:t>
+      <w:t>2026-06-30</w:t>
       <w:br/>
       <w:br/>
     </w:r>

--- a/klagomål/A 20941-2026 FSC-klagomål.docx
+++ b/klagomål/A 20941-2026 FSC-klagomål.docx
@@ -779,7 +779,7 @@
     <w:r>
       <w:tab/>
       <w:tab/>
-      <w:t>2026-06-30</w:t>
+      <w:t>2026-07-01</w:t>
       <w:br/>
       <w:br/>
     </w:r>

--- a/klagomål/A 20941-2026 FSC-klagomål.docx
+++ b/klagomål/A 20941-2026 FSC-klagomål.docx
@@ -779,7 +779,7 @@
     <w:r>
       <w:tab/>
       <w:tab/>
-      <w:t>2026-07-01</w:t>
+      <w:t>2026-07-02</w:t>
       <w:br/>
       <w:br/>
     </w:r>

--- a/klagomål/A 20941-2026 FSC-klagomål.docx
+++ b/klagomål/A 20941-2026 FSC-klagomål.docx
@@ -779,7 +779,7 @@
     <w:r>
       <w:tab/>
       <w:tab/>
-      <w:t>2026-07-13</w:t>
+      <w:t>2026-07-14</w:t>
       <w:br/>
       <w:br/>
     </w:r>

--- a/klagomål/A 20941-2026 FSC-klagomål.docx
+++ b/klagomål/A 20941-2026 FSC-klagomål.docx
@@ -779,7 +779,7 @@
     <w:r>
       <w:tab/>
       <w:tab/>
-      <w:t>2026-07-14</w:t>
+      <w:t>2026-07-15</w:t>
       <w:br/>
       <w:br/>
     </w:r>

--- a/klagomål/A 20941-2026 FSC-klagomål.docx
+++ b/klagomål/A 20941-2026 FSC-klagomål.docx
@@ -779,7 +779,7 @@
     <w:r>
       <w:tab/>
       <w:tab/>
-      <w:t>2026-07-15</w:t>
+      <w:t>2026-07-16</w:t>
       <w:br/>
       <w:br/>
     </w:r>

--- a/klagomål/A 20941-2026 FSC-klagomål.docx
+++ b/klagomål/A 20941-2026 FSC-klagomål.docx
@@ -779,7 +779,7 @@
     <w:r>
       <w:tab/>
       <w:tab/>
-      <w:t>2026-07-16</w:t>
+      <w:t>2026-07-17</w:t>
       <w:br/>
       <w:br/>
     </w:r>

--- a/klagomål/A 20941-2026 FSC-klagomål.docx
+++ b/klagomål/A 20941-2026 FSC-klagomål.docx
@@ -779,7 +779,7 @@
     <w:r>
       <w:tab/>
       <w:tab/>
-      <w:t>2026-07-17</w:t>
+      <w:t>2026-07-18</w:t>
       <w:br/>
       <w:br/>
     </w:r>

--- a/klagomål/A 20941-2026 FSC-klagomål.docx
+++ b/klagomål/A 20941-2026 FSC-klagomål.docx
@@ -779,7 +779,7 @@
     <w:r>
       <w:tab/>
       <w:tab/>
-      <w:t>2026-07-18</w:t>
+      <w:t>2026-07-19</w:t>
       <w:br/>
       <w:br/>
     </w:r>

--- a/klagomål/A 20941-2026 FSC-klagomål.docx
+++ b/klagomål/A 20941-2026 FSC-klagomål.docx
@@ -779,7 +779,7 @@
     <w:r>
       <w:tab/>
       <w:tab/>
-      <w:t>2026-07-19</w:t>
+      <w:t>2026-07-20</w:t>
       <w:br/>
       <w:br/>
     </w:r>

--- a/klagomål/A 20941-2026 FSC-klagomål.docx
+++ b/klagomål/A 20941-2026 FSC-klagomål.docx
@@ -779,7 +779,7 @@
     <w:r>
       <w:tab/>
       <w:tab/>
-      <w:t>2026-07-20</w:t>
+      <w:t>2026-07-21</w:t>
       <w:br/>
       <w:br/>
     </w:r>

--- a/klagomål/A 20941-2026 FSC-klagomål.docx
+++ b/klagomål/A 20941-2026 FSC-klagomål.docx
@@ -779,7 +779,7 @@
     <w:r>
       <w:tab/>
       <w:tab/>
-      <w:t>2026-07-21</w:t>
+      <w:t>2026-07-22</w:t>
       <w:br/>
       <w:br/>
     </w:r>

--- a/klagomål/A 20941-2026 FSC-klagomål.docx
+++ b/klagomål/A 20941-2026 FSC-klagomål.docx
@@ -779,7 +779,7 @@
     <w:r>
       <w:tab/>
       <w:tab/>
-      <w:t>2026-07-22</w:t>
+      <w:t>2026-07-23</w:t>
       <w:br/>
       <w:br/>
     </w:r>

--- a/klagomål/A 20941-2026 FSC-klagomål.docx
+++ b/klagomål/A 20941-2026 FSC-klagomål.docx
@@ -779,7 +779,7 @@
     <w:r>
       <w:tab/>
       <w:tab/>
-      <w:t>2026-07-23</w:t>
+      <w:t>2026-07-24</w:t>
       <w:br/>
       <w:br/>
     </w:r>

--- a/klagomål/A 20941-2026 FSC-klagomål.docx
+++ b/klagomål/A 20941-2026 FSC-klagomål.docx
@@ -779,7 +779,7 @@
     <w:r>
       <w:tab/>
       <w:tab/>
-      <w:t>2026-07-24</w:t>
+      <w:t>2026-07-25</w:t>
       <w:br/>
       <w:br/>
     </w:r>

--- a/klagomål/A 20941-2026 FSC-klagomål.docx
+++ b/klagomål/A 20941-2026 FSC-klagomål.docx
@@ -779,7 +779,7 @@
     <w:r>
       <w:tab/>
       <w:tab/>
-      <w:t>2026-07-25</w:t>
+      <w:t>2026-07-26</w:t>
       <w:br/>
       <w:br/>
     </w:r>

--- a/klagomål/A 20941-2026 FSC-klagomål.docx
+++ b/klagomål/A 20941-2026 FSC-klagomål.docx
@@ -779,7 +779,7 @@
     <w:r>
       <w:tab/>
       <w:tab/>
-      <w:t>2026-07-26</w:t>
+      <w:t>2026-07-27</w:t>
       <w:br/>
       <w:br/>
     </w:r>

--- a/klagomål/A 20941-2026 FSC-klagomål.docx
+++ b/klagomål/A 20941-2026 FSC-klagomål.docx
@@ -779,7 +779,7 @@
     <w:r>
       <w:tab/>
       <w:tab/>
-      <w:t>2026-07-27</w:t>
+      <w:t>2026-07-28</w:t>
       <w:br/>
       <w:br/>
     </w:r>

--- a/klagomål/A 20941-2026 FSC-klagomål.docx
+++ b/klagomål/A 20941-2026 FSC-klagomål.docx
@@ -779,7 +779,7 @@
     <w:r>
       <w:tab/>
       <w:tab/>
-      <w:t>2026-07-28</w:t>
+      <w:t>2026-07-29</w:t>
       <w:br/>
       <w:br/>
     </w:r>

--- a/klagomål/A 20941-2026 FSC-klagomål.docx
+++ b/klagomål/A 20941-2026 FSC-klagomål.docx
@@ -779,7 +779,7 @@
     <w:r>
       <w:tab/>
       <w:tab/>
-      <w:t>2026-07-29</w:t>
+      <w:t>2026-07-30</w:t>
       <w:br/>
       <w:br/>
     </w:r>

--- a/klagomål/A 20941-2026 FSC-klagomål.docx
+++ b/klagomål/A 20941-2026 FSC-klagomål.docx
@@ -779,7 +779,7 @@
     <w:r>
       <w:tab/>
       <w:tab/>
-      <w:t>2026-07-30</w:t>
+      <w:t>2026-07-31</w:t>
       <w:br/>
       <w:br/>
     </w:r>

--- a/klagomål/A 20941-2026 FSC-klagomål.docx
+++ b/klagomål/A 20941-2026 FSC-klagomål.docx
@@ -779,7 +779,7 @@
     <w:r>
       <w:tab/>
       <w:tab/>
-      <w:t>2026-07-31</w:t>
+      <w:t>2026-08-01</w:t>
       <w:br/>
       <w:br/>
     </w:r>

--- a/klagomål/A 20941-2026 FSC-klagomål.docx
+++ b/klagomål/A 20941-2026 FSC-klagomål.docx
@@ -779,7 +779,7 @@
     <w:r>
       <w:tab/>
       <w:tab/>
-      <w:t>2026-08-01</w:t>
+      <w:t>2026-08-02</w:t>
       <w:br/>
       <w:br/>
     </w:r>

--- a/klagomål/A 20941-2026 FSC-klagomål.docx
+++ b/klagomål/A 20941-2026 FSC-klagomål.docx
@@ -779,7 +779,7 @@
     <w:r>
       <w:tab/>
       <w:tab/>
-      <w:t>2026-08-02</w:t>
+      <w:t>2026-08-03</w:t>
       <w:br/>
       <w:br/>
     </w:r>

--- a/klagomål/A 20941-2026 FSC-klagomål.docx
+++ b/klagomål/A 20941-2026 FSC-klagomål.docx
@@ -779,7 +779,7 @@
     <w:r>
       <w:tab/>
       <w:tab/>
-      <w:t>2026-08-03</w:t>
+      <w:t>2026-08-05</w:t>
       <w:br/>
       <w:br/>
     </w:r>

--- a/klagomål/A 20941-2026 FSC-klagomål.docx
+++ b/klagomål/A 20941-2026 FSC-klagomål.docx
@@ -779,7 +779,7 @@
     <w:r>
       <w:tab/>
       <w:tab/>
-      <w:t>2026-08-05</w:t>
+      <w:t>2026-08-07</w:t>
       <w:br/>
       <w:br/>
     </w:r>

--- a/klagomål/A 20941-2026 FSC-klagomål.docx
+++ b/klagomål/A 20941-2026 FSC-klagomål.docx
@@ -779,7 +779,7 @@
     <w:r>
       <w:tab/>
       <w:tab/>
-      <w:t>2026-08-07</w:t>
+      <w:t>2026-08-08</w:t>
       <w:br/>
       <w:br/>
     </w:r>

--- a/klagomål/A 20941-2026 FSC-klagomål.docx
+++ b/klagomål/A 20941-2026 FSC-klagomål.docx
@@ -216,7 +216,7 @@
         <w:spacing w:after="240"/>
       </w:pPr>
       <w:r>
-        <w:t>Figur 1. Fyndplatser för naturvårdsarter i avverkningsanmälan. Markörer utan svart kant är placerade på fyndplatsen. Markörer med svart kant är placerade vid sidan av fyndplatsen har ett svart streck som visar fyndplatsens exakta position. Kartans mittpunktskoordinat är N 6505877, E 474074 i SWEREF 99 TM.</w:t>
+        <w:t>Figur 1. Fyndplatser för naturvårdsarter i avverkningsanmälan. Markörer utan svart kant är placerade på fyndplatsen. Markörer med svart kant är placerade vid sidan av fyndplatsen och har ett svart streck som visar fyndplatsens exakta position. Kartans mittpunktskoordinat är N 6505877, E 474074 i SWEREF 99 TM.</w:t>
       </w:r>
     </w:p>
     <w:p>
@@ -779,7 +779,7 @@
     <w:r>
       <w:tab/>
       <w:tab/>
-      <w:t>2026-08-14</w:t>
+      <w:t>2026-08-15</w:t>
       <w:br/>
       <w:br/>
     </w:r>

--- a/klagomål/A 20941-2026 FSC-klagomål.docx
+++ b/klagomål/A 20941-2026 FSC-klagomål.docx
@@ -779,7 +779,7 @@
     <w:r>
       <w:tab/>
       <w:tab/>
-      <w:t>2026-08-15</w:t>
+      <w:t>2026-08-16</w:t>
       <w:br/>
       <w:br/>
     </w:r>

--- a/klagomål/A 20941-2026 FSC-klagomål.docx
+++ b/klagomål/A 20941-2026 FSC-klagomål.docx
@@ -779,7 +779,7 @@
     <w:r>
       <w:tab/>
       <w:tab/>
-      <w:t>2026-08-16</w:t>
+      <w:t>2026-08-17</w:t>
       <w:br/>
       <w:br/>
     </w:r>

--- a/klagomål/A 20941-2026 FSC-klagomål.docx
+++ b/klagomål/A 20941-2026 FSC-klagomål.docx
@@ -779,7 +779,7 @@
     <w:r>
       <w:tab/>
       <w:tab/>
-      <w:t>2026-08-17</w:t>
+      <w:t>2026-08-18</w:t>
       <w:br/>
       <w:br/>
     </w:r>

--- a/klagomål/A 20941-2026 FSC-klagomål.docx
+++ b/klagomål/A 20941-2026 FSC-klagomål.docx
@@ -779,7 +779,7 @@
     <w:r>
       <w:tab/>
       <w:tab/>
-      <w:t>2026-08-18</w:t>
+      <w:t>2026-08-19</w:t>
       <w:br/>
       <w:br/>
     </w:r>

--- a/klagomål/A 20941-2026 FSC-klagomål.docx
+++ b/klagomål/A 20941-2026 FSC-klagomål.docx
@@ -779,7 +779,7 @@
     <w:r>
       <w:tab/>
       <w:tab/>
-      <w:t>2026-08-19</w:t>
+      <w:t>2026-08-20</w:t>
       <w:br/>
       <w:br/>
     </w:r>

--- a/klagomål/A 20941-2026 FSC-klagomål.docx
+++ b/klagomål/A 20941-2026 FSC-klagomål.docx
@@ -779,7 +779,7 @@
     <w:r>
       <w:tab/>
       <w:tab/>
-      <w:t>2026-08-20</w:t>
+      <w:t>2026-08-21</w:t>
       <w:br/>
       <w:br/>
     </w:r>

--- a/klagomål/A 20941-2026 FSC-klagomål.docx
+++ b/klagomål/A 20941-2026 FSC-klagomål.docx
@@ -779,7 +779,7 @@
     <w:r>
       <w:tab/>
       <w:tab/>
-      <w:t>2026-08-21</w:t>
+      <w:t>2026-08-22</w:t>
       <w:br/>
       <w:br/>
     </w:r>

--- a/klagomål/A 20941-2026 FSC-klagomål.docx
+++ b/klagomål/A 20941-2026 FSC-klagomål.docx
@@ -779,7 +779,7 @@
     <w:r>
       <w:tab/>
       <w:tab/>
-      <w:t>2026-08-22</w:t>
+      <w:t>2026-08-23</w:t>
       <w:br/>
       <w:br/>
     </w:r>

--- a/klagomål/A 20941-2026 FSC-klagomål.docx
+++ b/klagomål/A 20941-2026 FSC-klagomål.docx
@@ -779,7 +779,7 @@
     <w:r>
       <w:tab/>
       <w:tab/>
-      <w:t>2026-08-23</w:t>
+      <w:t>2026-08-24</w:t>
       <w:br/>
       <w:br/>
     </w:r>

--- a/klagomål/A 20941-2026 FSC-klagomål.docx
+++ b/klagomål/A 20941-2026 FSC-klagomål.docx
@@ -779,7 +779,7 @@
     <w:r>
       <w:tab/>
       <w:tab/>
-      <w:t>2026-08-24</w:t>
+      <w:t>2026-08-25</w:t>
       <w:br/>
       <w:br/>
     </w:r>

--- a/klagomål/A 20941-2026 FSC-klagomål.docx
+++ b/klagomål/A 20941-2026 FSC-klagomål.docx
@@ -779,7 +779,7 @@
     <w:r>
       <w:tab/>
       <w:tab/>
-      <w:t>2026-08-25</w:t>
+      <w:t>2026-08-26</w:t>
       <w:br/>
       <w:br/>
     </w:r>

--- a/klagomål/A 20941-2026 FSC-klagomål.docx
+++ b/klagomål/A 20941-2026 FSC-klagomål.docx
@@ -779,7 +779,7 @@
     <w:r>
       <w:tab/>
       <w:tab/>
-      <w:t>2026-08-26</w:t>
+      <w:t>2026-08-27</w:t>
       <w:br/>
       <w:br/>
     </w:r>

--- a/klagomål/A 20941-2026 FSC-klagomål.docx
+++ b/klagomål/A 20941-2026 FSC-klagomål.docx
@@ -779,7 +779,7 @@
     <w:r>
       <w:tab/>
       <w:tab/>
-      <w:t>2026-08-27</w:t>
+      <w:t>2026-08-28</w:t>
       <w:br/>
       <w:br/>
     </w:r>

--- a/klagomål/A 20941-2026 FSC-klagomål.docx
+++ b/klagomål/A 20941-2026 FSC-klagomål.docx
@@ -779,7 +779,7 @@
     <w:r>
       <w:tab/>
       <w:tab/>
-      <w:t>2026-08-28</w:t>
+      <w:t>2026-08-29</w:t>
       <w:br/>
       <w:br/>
     </w:r>

--- a/klagomål/A 20941-2026 FSC-klagomål.docx
+++ b/klagomål/A 20941-2026 FSC-klagomål.docx
@@ -779,7 +779,7 @@
     <w:r>
       <w:tab/>
       <w:tab/>
-      <w:t>2026-08-29</w:t>
+      <w:t>2026-08-31</w:t>
       <w:br/>
       <w:br/>
     </w:r>

--- a/klagomål/A 20941-2026 FSC-klagomål.docx
+++ b/klagomål/A 20941-2026 FSC-klagomål.docx
@@ -779,7 +779,7 @@
     <w:r>
       <w:tab/>
       <w:tab/>
-      <w:t>2026-08-31</w:t>
+      <w:t>2026-09-01</w:t>
       <w:br/>
       <w:br/>
     </w:r>

--- a/klagomål/A 20941-2026 FSC-klagomål.docx
+++ b/klagomål/A 20941-2026 FSC-klagomål.docx
@@ -779,7 +779,7 @@
     <w:r>
       <w:tab/>
       <w:tab/>
-      <w:t>2026-09-01</w:t>
+      <w:t>2026-09-02</w:t>
       <w:br/>
       <w:br/>
     </w:r>

--- a/klagomål/A 20941-2026 FSC-klagomål.docx
+++ b/klagomål/A 20941-2026 FSC-klagomål.docx
@@ -779,7 +779,7 @@
     <w:r>
       <w:tab/>
       <w:tab/>
-      <w:t>2026-09-02</w:t>
+      <w:t>2026-09-03</w:t>
       <w:br/>
       <w:br/>
     </w:r>

--- a/klagomål/A 20941-2026 FSC-klagomål.docx
+++ b/klagomål/A 20941-2026 FSC-klagomål.docx
@@ -779,7 +779,7 @@
     <w:r>
       <w:tab/>
       <w:tab/>
-      <w:t>2026-09-03</w:t>
+      <w:t>2026-09-04</w:t>
       <w:br/>
       <w:br/>
     </w:r>

--- a/klagomål/A 20941-2026 FSC-klagomål.docx
+++ b/klagomål/A 20941-2026 FSC-klagomål.docx
@@ -779,7 +779,7 @@
     <w:r>
       <w:tab/>
       <w:tab/>
-      <w:t>2026-09-04</w:t>
+      <w:t>2026-09-05</w:t>
       <w:br/>
       <w:br/>
     </w:r>
